--- a/practicas/practica 4/practica4-graphql/Práctica4 David Franz Soliz Ortega.docx
+++ b/practicas/practica 4/practica4-graphql/Práctica4 David Franz Soliz Ortega.docx
@@ -123,7 +123,8 @@
     </w:p>
     <w:tbl>
       <w:tblPr>
-        <w:tblW w:w="9746" w:type="dxa"/>
+        <w:tblW w:w="11624" w:type="dxa"/>
+        <w:tblInd w:w="-1042" w:type="dxa"/>
         <w:tblBorders>
           <w:top w:val="single" w:sz="4" w:space="0" w:color="auto"/>
           <w:left w:val="single" w:sz="4" w:space="0" w:color="auto"/>
@@ -139,8 +140,8 @@
         <w:tblLook w:val="0000" w:firstRow="0" w:lastRow="0" w:firstColumn="0" w:lastColumn="0" w:noHBand="0" w:noVBand="0"/>
       </w:tblPr>
       <w:tblGrid>
-        <w:gridCol w:w="2600"/>
-        <w:gridCol w:w="7146"/>
+        <w:gridCol w:w="1576"/>
+        <w:gridCol w:w="10048"/>
       </w:tblGrid>
       <w:tr>
         <w:tblPrEx>
@@ -149,9 +150,12 @@
             <w:bottom w:w="0" w:type="dxa"/>
           </w:tblCellMar>
         </w:tblPrEx>
-        <w:tc>
-          <w:tcPr>
-            <w:tcW w:w="2600" w:type="dxa"/>
+        <w:trPr>
+          <w:trHeight w:val="397"/>
+        </w:trPr>
+        <w:tc>
+          <w:tcPr>
+            <w:tcW w:w="1576" w:type="dxa"/>
             <w:shd w:val="clear" w:color="auto" w:fill="E7EEF3"/>
             <w:tcMar>
               <w:top w:w="60" w:type="dxa"/>
@@ -175,7 +179,7 @@
         </w:tc>
         <w:tc>
           <w:tcPr>
-            <w:tcW w:w="7146" w:type="dxa"/>
+            <w:tcW w:w="10048" w:type="dxa"/>
             <w:tcMar>
               <w:top w:w="60" w:type="dxa"/>
               <w:left w:w="100" w:type="dxa"/>
@@ -198,9 +202,12 @@
             <w:bottom w:w="0" w:type="dxa"/>
           </w:tblCellMar>
         </w:tblPrEx>
-        <w:tc>
-          <w:tcPr>
-            <w:tcW w:w="2600" w:type="dxa"/>
+        <w:trPr>
+          <w:trHeight w:val="603"/>
+        </w:trPr>
+        <w:tc>
+          <w:tcPr>
+            <w:tcW w:w="1576" w:type="dxa"/>
             <w:shd w:val="clear" w:color="auto" w:fill="E7EEF3"/>
             <w:tcMar>
               <w:top w:w="60" w:type="dxa"/>
@@ -224,7 +231,7 @@
         </w:tc>
         <w:tc>
           <w:tcPr>
-            <w:tcW w:w="7146" w:type="dxa"/>
+            <w:tcW w:w="10048" w:type="dxa"/>
             <w:tcMar>
               <w:top w:w="60" w:type="dxa"/>
               <w:left w:w="100" w:type="dxa"/>
@@ -247,9 +254,12 @@
             <w:bottom w:w="0" w:type="dxa"/>
           </w:tblCellMar>
         </w:tblPrEx>
-        <w:tc>
-          <w:tcPr>
-            <w:tcW w:w="2600" w:type="dxa"/>
+        <w:trPr>
+          <w:trHeight w:val="412"/>
+        </w:trPr>
+        <w:tc>
+          <w:tcPr>
+            <w:tcW w:w="1576" w:type="dxa"/>
             <w:shd w:val="clear" w:color="auto" w:fill="E7EEF3"/>
             <w:tcMar>
               <w:top w:w="60" w:type="dxa"/>
@@ -273,7 +283,7 @@
         </w:tc>
         <w:tc>
           <w:tcPr>
-            <w:tcW w:w="7146" w:type="dxa"/>
+            <w:tcW w:w="10048" w:type="dxa"/>
             <w:tcMar>
               <w:top w:w="60" w:type="dxa"/>
               <w:left w:w="100" w:type="dxa"/>
@@ -296,9 +306,12 @@
             <w:bottom w:w="0" w:type="dxa"/>
           </w:tblCellMar>
         </w:tblPrEx>
-        <w:tc>
-          <w:tcPr>
-            <w:tcW w:w="2600" w:type="dxa"/>
+        <w:trPr>
+          <w:trHeight w:val="397"/>
+        </w:trPr>
+        <w:tc>
+          <w:tcPr>
+            <w:tcW w:w="1576" w:type="dxa"/>
             <w:shd w:val="clear" w:color="auto" w:fill="E7EEF3"/>
             <w:tcMar>
               <w:top w:w="60" w:type="dxa"/>
@@ -322,7 +335,7 @@
         </w:tc>
         <w:tc>
           <w:tcPr>
-            <w:tcW w:w="7146" w:type="dxa"/>
+            <w:tcW w:w="10048" w:type="dxa"/>
             <w:tcMar>
               <w:top w:w="60" w:type="dxa"/>
               <w:left w:w="100" w:type="dxa"/>
@@ -345,9 +358,12 @@
             <w:bottom w:w="0" w:type="dxa"/>
           </w:tblCellMar>
         </w:tblPrEx>
-        <w:tc>
-          <w:tcPr>
-            <w:tcW w:w="2600" w:type="dxa"/>
+        <w:trPr>
+          <w:trHeight w:val="744"/>
+        </w:trPr>
+        <w:tc>
+          <w:tcPr>
+            <w:tcW w:w="1576" w:type="dxa"/>
             <w:shd w:val="clear" w:color="auto" w:fill="E7EEF3"/>
             <w:tcMar>
               <w:top w:w="60" w:type="dxa"/>
@@ -391,7 +407,7 @@
         </w:tc>
         <w:tc>
           <w:tcPr>
-            <w:tcW w:w="7146" w:type="dxa"/>
+            <w:tcW w:w="10048" w:type="dxa"/>
             <w:tcMar>
               <w:top w:w="60" w:type="dxa"/>
               <w:left w:w="100" w:type="dxa"/>
@@ -422,9 +438,12 @@
             <w:bottom w:w="0" w:type="dxa"/>
           </w:tblCellMar>
         </w:tblPrEx>
-        <w:tc>
-          <w:tcPr>
-            <w:tcW w:w="2600" w:type="dxa"/>
+        <w:trPr>
+          <w:trHeight w:val="663"/>
+        </w:trPr>
+        <w:tc>
+          <w:tcPr>
+            <w:tcW w:w="1576" w:type="dxa"/>
             <w:shd w:val="clear" w:color="auto" w:fill="E7EEF3"/>
             <w:tcMar>
               <w:top w:w="60" w:type="dxa"/>
@@ -448,16 +467,24 @@
         </w:tc>
         <w:tc>
           <w:tcPr>
-            <w:tcW w:w="7146" w:type="dxa"/>
-            <w:tcMar>
-              <w:top w:w="60" w:type="dxa"/>
-              <w:left w:w="100" w:type="dxa"/>
-              <w:bottom w:w="60" w:type="dxa"/>
-              <w:right w:w="100" w:type="dxa"/>
-            </w:tcMar>
-            <w:vAlign w:val="center"/>
-          </w:tcPr>
-          <w:p/>
+            <w:tcW w:w="10048" w:type="dxa"/>
+            <w:tcMar>
+              <w:top w:w="60" w:type="dxa"/>
+              <w:left w:w="100" w:type="dxa"/>
+              <w:bottom w:w="60" w:type="dxa"/>
+              <w:right w:w="100" w:type="dxa"/>
+            </w:tcMar>
+            <w:vAlign w:val="center"/>
+          </w:tcPr>
+          <w:p>
+            <w:r>
+              <w:rPr>
+                <w:sz w:val="18"/>
+                <w:szCs w:val="18"/>
+              </w:rPr>
+              <w:t>https://github.com/David-Franz-Soliz-Ortega/MicroServiciosDFSO/tree/896ec950bdb50369d52da496791cf2b8a2c80fa5/practicas/practica%204/practica4-graphql</w:t>
+            </w:r>
+          </w:p>
         </w:tc>
       </w:tr>
     </w:tbl>

--- a/practicas/practica 4/practica4-graphql/Práctica4 David Franz Soliz Ortega.docx
+++ b/practicas/practica 4/practica4-graphql/Práctica4 David Franz Soliz Ortega.docx
@@ -4996,7 +4996,7 @@
         <w:tblLook w:val="0000" w:firstRow="0" w:lastRow="0" w:firstColumn="0" w:lastColumn="0" w:noHBand="0" w:noVBand="0"/>
       </w:tblPr>
       <w:tblGrid>
-        <w:gridCol w:w="9746"/>
+        <w:gridCol w:w="9950"/>
       </w:tblGrid>
       <w:tr>
         <w:tblPrEx>
@@ -5026,22 +5026,45 @@
             </w:pPr>
             <w:r>
               <w:rPr>
-                <w:i/>
-                <w:iCs/>
-                <w:color w:val="8F9EAA"/>
-              </w:rPr>
-              <w:t xml:space="preserve">[ Pegue aquí la captura de </w:t>
-            </w:r>
-            <w:proofErr w:type="gramStart"/>
-            <w:r>
-              <w:rPr>
-                <w:i/>
-                <w:iCs/>
-                <w:color w:val="8F9EAA"/>
-              </w:rPr>
-              <w:t>pantalla ]</w:t>
-            </w:r>
-            <w:proofErr w:type="gramEnd"/>
+                <w:noProof/>
+              </w:rPr>
+              <w:lastRenderedPageBreak/>
+              <w:drawing>
+                <wp:inline distT="0" distB="0" distL="0" distR="0" wp14:anchorId="28943D72" wp14:editId="5A060CF0">
+                  <wp:extent cx="6188710" cy="2922270"/>
+                  <wp:effectExtent l="0" t="0" r="2540" b="0"/>
+                  <wp:docPr id="27" name="Imagen 27"/>
+                  <wp:cNvGraphicFramePr>
+                    <a:graphicFrameLocks xmlns:a="http://schemas.openxmlformats.org/drawingml/2006/main" noChangeAspect="1"/>
+                  </wp:cNvGraphicFramePr>
+                  <a:graphic xmlns:a="http://schemas.openxmlformats.org/drawingml/2006/main">
+                    <a:graphicData uri="http://schemas.openxmlformats.org/drawingml/2006/picture">
+                      <pic:pic xmlns:pic="http://schemas.openxmlformats.org/drawingml/2006/picture">
+                        <pic:nvPicPr>
+                          <pic:cNvPr id="1" name=""/>
+                          <pic:cNvPicPr/>
+                        </pic:nvPicPr>
+                        <pic:blipFill>
+                          <a:blip r:embed="rId29"/>
+                          <a:stretch>
+                            <a:fillRect/>
+                          </a:stretch>
+                        </pic:blipFill>
+                        <pic:spPr>
+                          <a:xfrm>
+                            <a:off x="0" y="0"/>
+                            <a:ext cx="6188710" cy="2922270"/>
+                          </a:xfrm>
+                          <a:prstGeom prst="rect">
+                            <a:avLst/>
+                          </a:prstGeom>
+                        </pic:spPr>
+                      </pic:pic>
+                    </a:graphicData>
+                  </a:graphic>
+                </wp:inline>
+              </w:drawing>
+            </w:r>
           </w:p>
         </w:tc>
       </w:tr>
@@ -5132,7 +5155,11 @@
             </w:tcMar>
             <w:vAlign w:val="center"/>
           </w:tcPr>
-          <w:p/>
+          <w:p>
+            <w:r>
+              <w:t>La parte de cargadores.js y cambios en el servidor.js donde había que probar que volviese a funcionar localhost:4000</w:t>
+            </w:r>
+          </w:p>
         </w:tc>
       </w:tr>
     </w:tbl>
@@ -5195,7 +5222,40 @@
             </w:tcMar>
             <w:vAlign w:val="center"/>
           </w:tcPr>
-          <w:p/>
+          <w:p>
+            <w:pPr>
+              <w:rPr>
+                <w:sz w:val="18"/>
+                <w:szCs w:val="18"/>
+              </w:rPr>
+            </w:pPr>
+            <w:r>
+              <w:t xml:space="preserve">Los comandos para probar salida-antes.txt y salidas-despues.txt, los comandos eran exclusivos para Linux y tuve que averiguar consultando por internet como ejecutarlo, el comando es </w:t>
+            </w:r>
+            <w:proofErr w:type="spellStart"/>
+            <w:r>
+              <w:t>node</w:t>
+            </w:r>
+            <w:proofErr w:type="spellEnd"/>
+            <w:r>
+              <w:t xml:space="preserve"> </w:t>
+            </w:r>
+            <w:proofErr w:type="spellStart"/>
+            <w:r>
+              <w:t>src</w:t>
+            </w:r>
+            <w:proofErr w:type="spellEnd"/>
+            <w:r>
+              <w:t xml:space="preserve">/servidor.js </w:t>
+            </w:r>
+            <w:r>
+              <w:rPr>
+                <w:sz w:val="18"/>
+                <w:szCs w:val="18"/>
+              </w:rPr>
+              <w:t xml:space="preserve">&gt; archivo.txt </w:t>
+            </w:r>
+          </w:p>
         </w:tc>
       </w:tr>
     </w:tbl>
@@ -5258,7 +5318,19 @@
             </w:tcMar>
             <w:vAlign w:val="center"/>
           </w:tcPr>
-          <w:p/>
+          <w:p>
+            <w:r>
+              <w:t xml:space="preserve">Asegurarme que ciertos comandos los tenga funcionando correctamente como el comando </w:t>
+            </w:r>
+            <w:proofErr w:type="spellStart"/>
+            <w:r>
+              <w:t>curl</w:t>
+            </w:r>
+            <w:proofErr w:type="spellEnd"/>
+            <w:r>
+              <w:t>.</w:t>
+            </w:r>
+          </w:p>
         </w:tc>
       </w:tr>
     </w:tbl>
@@ -5335,6 +5407,107 @@
       <w:pPr>
         <w:spacing w:after="400"/>
       </w:pPr>
+      <w:r>
+        <w:rPr>
+          <w:noProof/>
+        </w:rPr>
+        <w:lastRenderedPageBreak/>
+        <mc:AlternateContent>
+          <mc:Choice Requires="wpi">
+            <w:drawing>
+              <wp:anchor distT="0" distB="0" distL="114300" distR="114300" simplePos="0" relativeHeight="251661312" behindDoc="0" locked="0" layoutInCell="1" allowOverlap="1" wp14:anchorId="696F4327" wp14:editId="3D41FE55">
+                <wp:simplePos x="0" y="0"/>
+                <wp:positionH relativeFrom="column">
+                  <wp:posOffset>452120</wp:posOffset>
+                </wp:positionH>
+                <wp:positionV relativeFrom="paragraph">
+                  <wp:posOffset>-100330</wp:posOffset>
+                </wp:positionV>
+                <wp:extent cx="1473835" cy="708025"/>
+                <wp:effectExtent l="38100" t="38100" r="12065" b="53975"/>
+                <wp:wrapNone/>
+                <wp:docPr id="32" name="Entrada de lápiz 32"/>
+                <wp:cNvGraphicFramePr/>
+                <a:graphic xmlns:a="http://schemas.openxmlformats.org/drawingml/2006/main">
+                  <a:graphicData uri="http://schemas.microsoft.com/office/word/2010/wordprocessingInk">
+                    <w14:contentPart bwMode="auto" r:id="rId30">
+                      <w14:nvContentPartPr>
+                        <w14:cNvContentPartPr/>
+                      </w14:nvContentPartPr>
+                      <w14:xfrm>
+                        <a:off x="0" y="0"/>
+                        <a:ext cx="1473835" cy="708025"/>
+                      </w14:xfrm>
+                    </w14:contentPart>
+                  </a:graphicData>
+                </a:graphic>
+              </wp:anchor>
+            </w:drawing>
+          </mc:Choice>
+          <mc:Fallback>
+            <w:pict>
+              <v:shapetype w14:anchorId="1618D13D" id="_x0000_t75" coordsize="21600,21600" o:spt="75" o:preferrelative="t" path="m@4@5l@4@11@9@11@9@5xe" filled="f" stroked="f">
+                <v:stroke joinstyle="miter"/>
+                <v:formulas>
+                  <v:f eqn="if lineDrawn pixelLineWidth 0"/>
+                  <v:f eqn="sum @0 1 0"/>
+                  <v:f eqn="sum 0 0 @1"/>
+                  <v:f eqn="prod @2 1 2"/>
+                  <v:f eqn="prod @3 21600 pixelWidth"/>
+                  <v:f eqn="prod @3 21600 pixelHeight"/>
+                  <v:f eqn="sum @0 0 1"/>
+                  <v:f eqn="prod @6 1 2"/>
+                  <v:f eqn="prod @7 21600 pixelWidth"/>
+                  <v:f eqn="sum @8 21600 0"/>
+                  <v:f eqn="prod @7 21600 pixelHeight"/>
+                  <v:f eqn="sum @10 21600 0"/>
+                </v:formulas>
+                <v:path o:extrusionok="f" gradientshapeok="t" o:connecttype="rect"/>
+                <o:lock v:ext="edit" aspectratio="t"/>
+              </v:shapetype>
+              <v:shape id="Entrada de lápiz 32" o:spid="_x0000_s1026" type="#_x0000_t75" style="position:absolute;margin-left:34.9pt;margin-top:-8.6pt;width:117.45pt;height:57.15pt;z-index:251661312;visibility:visible;mso-wrap-style:square;mso-wrap-distance-left:9pt;mso-wrap-distance-top:0;mso-wrap-distance-right:9pt;mso-wrap-distance-bottom:0;mso-position-horizontal:absolute;mso-position-horizontal-relative:text;mso-position-vertical:absolute;mso-position-vertical-relative:text" o:gfxdata="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">
+                <v:imagedata r:id="rId31" o:title=""/>
+              </v:shape>
+            </w:pict>
+          </mc:Fallback>
+        </mc:AlternateContent>
+      </w:r>
+      <w:r>
+        <w:tab/>
+      </w:r>
+      <w:r>
+        <w:tab/>
+      </w:r>
+      <w:r>
+        <w:tab/>
+      </w:r>
+      <w:r>
+        <w:tab/>
+      </w:r>
+      <w:r>
+        <w:tab/>
+      </w:r>
+      <w:r>
+        <w:tab/>
+      </w:r>
+      <w:r>
+        <w:tab/>
+      </w:r>
+      <w:r>
+        <w:tab/>
+      </w:r>
+      <w:r>
+        <w:tab/>
+      </w:r>
+    </w:p>
+    <w:p>
+      <w:pPr>
+        <w:spacing w:after="400"/>
+        <w:ind w:left="6372"/>
+      </w:pPr>
+      <w:r>
+        <w:t xml:space="preserve">          9/9/2026</w:t>
+      </w:r>
     </w:p>
     <w:tbl>
       <w:tblPr>
@@ -5405,6 +5578,51 @@
               <w:jc w:val="center"/>
             </w:pPr>
             <w:r>
+              <w:rPr>
+                <w:noProof/>
+              </w:rPr>
+              <mc:AlternateContent>
+                <mc:Choice Requires="wpi">
+                  <w:drawing>
+                    <wp:anchor distT="0" distB="0" distL="114300" distR="114300" simplePos="0" relativeHeight="251664384" behindDoc="0" locked="0" layoutInCell="1" allowOverlap="1" wp14:anchorId="142AF127" wp14:editId="1DDFD268">
+                      <wp:simplePos x="0" y="0"/>
+                      <wp:positionH relativeFrom="column">
+                        <wp:posOffset>737235</wp:posOffset>
+                      </wp:positionH>
+                      <wp:positionV relativeFrom="paragraph">
+                        <wp:posOffset>42545</wp:posOffset>
+                      </wp:positionV>
+                      <wp:extent cx="360" cy="360"/>
+                      <wp:effectExtent l="0" t="0" r="0" b="0"/>
+                      <wp:wrapNone/>
+                      <wp:docPr id="35" name="Entrada de lápiz 35"/>
+                      <wp:cNvGraphicFramePr/>
+                      <a:graphic xmlns:a="http://schemas.openxmlformats.org/drawingml/2006/main">
+                        <a:graphicData uri="http://schemas.microsoft.com/office/word/2010/wordprocessingInk">
+                          <w14:contentPart bwMode="auto" r:id="rId32">
+                            <w14:nvContentPartPr>
+                              <w14:cNvContentPartPr/>
+                            </w14:nvContentPartPr>
+                            <w14:xfrm>
+                              <a:off x="0" y="0"/>
+                              <a:ext cx="360" cy="360"/>
+                            </w14:xfrm>
+                          </w14:contentPart>
+                        </a:graphicData>
+                      </a:graphic>
+                    </wp:anchor>
+                  </w:drawing>
+                </mc:Choice>
+                <mc:Fallback>
+                  <w:pict>
+                    <v:shape w14:anchorId="2955245D" id="Entrada de lápiz 35" o:spid="_x0000_s1026" type="#_x0000_t75" style="position:absolute;margin-left:57.35pt;margin-top:2.65pt;width:1.45pt;height:1.45pt;z-index:251664384;visibility:visible;mso-wrap-style:square;mso-wrap-distance-left:9pt;mso-wrap-distance-top:0;mso-wrap-distance-right:9pt;mso-wrap-distance-bottom:0;mso-position-horizontal:absolute;mso-position-horizontal-relative:text;mso-position-vertical:absolute;mso-position-vertical-relative:text" o:gfxdata="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">
+                      <v:imagedata r:id="rId33" o:title=""/>
+                    </v:shape>
+                  </w:pict>
+                </mc:Fallback>
+              </mc:AlternateContent>
+            </w:r>
+            <w:r>
               <w:t>______</w:t>
             </w:r>
             <w:r>
@@ -5429,8 +5647,8 @@
     </w:tbl>
     <w:p/>
     <w:sectPr>
-      <w:headerReference w:type="default" r:id="rId29"/>
-      <w:footerReference w:type="default" r:id="rId30"/>
+      <w:headerReference w:type="default" r:id="rId34"/>
+      <w:footerReference w:type="default" r:id="rId35"/>
       <w:pgSz w:w="11906" w:h="16838"/>
       <w:pgMar w:top="1400" w:right="1080" w:bottom="1080" w:left="1080" w:header="560" w:footer="400" w:gutter="0"/>
       <w:cols w:space="720"/>
@@ -6537,6 +6755,60 @@
 </w:styles>
 </file>
 
+<file path=word/ink/ink1.xml><?xml version="1.0" encoding="utf-8"?>
+<inkml:ink xmlns:inkml="http://www.w3.org/2003/InkML">
+  <inkml:definitions>
+    <inkml:context xml:id="ctx0">
+      <inkml:inkSource xml:id="inkSrc0">
+        <inkml:traceFormat>
+          <inkml:channel name="X" type="integer" min="-2.14748E9" max="2.14748E9" units="cm"/>
+          <inkml:channel name="Y" type="integer" min="-2.14748E9" max="2.14748E9" units="cm"/>
+        </inkml:traceFormat>
+        <inkml:channelProperties>
+          <inkml:channelProperty channel="X" name="resolution" value="1000" units="1/cm"/>
+          <inkml:channelProperty channel="Y" name="resolution" value="1000" units="1/cm"/>
+        </inkml:channelProperties>
+      </inkml:inkSource>
+      <inkml:timestamp xml:id="ts0" timeString="2026-09-10T02:53:58.279"/>
+    </inkml:context>
+    <inkml:brush xml:id="br0">
+      <inkml:brushProperty name="width" value="0.05" units="cm"/>
+      <inkml:brushProperty name="height" value="0.05" units="cm"/>
+      <inkml:brushProperty name="ignorePressure" value="1"/>
+    </inkml:brush>
+  </inkml:definitions>
+  <inkml:trace contextRef="#ctx0" brushRef="#br0">1812 477,'0'-1,"-1"0,1 0,0 0,-1 0,1 0,-1 0,0 0,1 0,-1 0,0 0,0 0,1 1,-1-1,0 0,0 0,0 1,0-1,0 1,0-1,0 1,0-1,0 1,0-1,0 1,-2 0,-36-9,24 6,-26-6,0 2,0 2,-1 1,0 3,-67 5,100-3,0 1,1 1,-1-1,1 1,-1 1,1 0,0 0,0 0,1 1,-1 0,1 1,0-1,0 1,1 1,-6 7,5-7,1 1,0-1,1 1,0 1,0-1,1 1,0 0,0 0,1 0,0 0,1 0,0 1,-2 18,4-23,1 0,0 0,0 0,0 0,0 0,1 0,-1 0,1 0,1 0,-1-1,1 1,0-1,0 0,0 0,0 0,1 0,-1 0,1-1,0 1,5 2,8 5,1 0,0-2,33 13,-29-13,168 71,-176-73,0 0,-1 1,0 1,0 0,-1 1,-1 1,1-1,-2 2,0 0,0 0,-1 0,14 26,-14-19,-1 0,-1 1,0 0,-2 0,0 1,-1 0,-1 0,0 39,-2-25,-1 0,-2 0,-1 0,-2-1,-1 1,-1-1,-3-1,-21 54,1-25,-3 0,-3-3,-52 67,84-122,-1 0,1-1,-1 1,0-1,0 1,0-1,-1-1,1 1,-1-1,1 0,-1 0,0-1,0 0,0 0,0 0,-11-1,-13 1,1-2,-31-5,52 5,3 0,0 1,-1-1,1-1,0 1,0-1,0 0,0 0,1 0,-1-1,1 0,-1 0,1 0,0 0,0-1,0 1,1-1,-1 0,1 0,0-1,0 1,0-1,1 1,-4-9,5 9,0 0,0 0,0-1,0 1,1 0,0-1,0 1,0 0,0-1,1 1,0 0,0 0,0 0,0-1,1 1,-1 0,1 0,0 1,0-1,0 0,1 1,0-1,-1 1,1 0,0 0,0 0,1 0,-1 0,5-2,29-15,0 1,1 2,0 1,60-15,23 0,-66 19,60-24,-95 30,0 0,1 2,0 0,0 1,32 0,106 10,-121 1,-37-8,1 0,-1 1,1-1,-1 1,1 0,-1-1,0 1,1 0,-1 0,0 0,0 0,0 0,1 0,-1 0,0 0,0 0,-1 1,1-1,0 0,0 1,0 1,-1-2,0 0,0 0,-1 0,1 0,0 0,-1-1,1 1,-1 0,1 0,-1 0,0-1,1 1,-1 0,0-1,1 1,-1 0,0-1,0 1,0-1,1 1,-1-1,0 1,0-1,0 0,0 1,0-1,0 0,0 0,0 0,0 0,-2 0,-37 4,35-3,-45-2,-26 1,71 0,0 0,0 1,0 0,1 0,-1 0,0 1,1-1,-1 1,1 0,0 1,-8 4,9-3,0-1,0 1,1-1,-1 1,1 0,0 0,0 0,1 0,-1 0,1 0,0 0,0 1,0-1,0 0,1 1,0-1,0 0,0 1,0-1,2 8,-1-8,-1 0,1-1,0 1,0-1,0 0,0 1,1-1,-1 0,1 0,0 1,0-1,0-1,0 1,1 0,-1 0,1-1,0 0,-1 1,1-1,0 0,0 0,1-1,-1 1,0-1,5 2,0-1,1 0,-1-1,1 0,-1-1,1 1,0-2,-1 1,1-1,0-1,-1 1,0-1,11-5,-14 5,-1-1,0 1,0-1,0 0,0 0,0-1,0 0,-1 1,0-1,0 0,0 0,0-1,0 1,-1 0,0-1,0 0,0 1,-1-1,0 0,1 0,-2 0,2-6,0-10,-1 13,0 1,0-1,1 1,-1-1,2 1,2-7,-3 10,1 0,0 0,0 1,0-1,0 1,0 0,1 0,-1 0,1 0,0 0,0 1,8-4,9-4,0 0,0-2,-1-1,-1 0,0-2,-1 0,0-1,-2 0,0-2,22-29,-6-4,-2 0,-3-2,39-104,-52 114,-3-1,-1 0,-2-1,-2 0,1-75,-7 81,1 15,-1 1,-1 0,-7-39,7 56,-1 0,0-1,0 1,0 0,-1 0,0 0,0 1,-1-1,0 1,1 0,-2 0,1 0,-1 0,1 1,-1 0,0 0,-11-6,1 2,0 1,0 0,-29-7,39 12,-1 1,0-1,0 1,0 1,0-1,0 1,0 0,0 0,0 1,0-1,0 2,0-1,-9 4,12-3,0 0,0 0,1 0,-1 1,1 0,0-1,0 1,0 0,0 0,0 0,1 0,-1 0,1 1,0-1,0 0,0 1,0-1,0 0,1 8,-2 9,1 1,2 24,0-24,4 389,-4-394,1 0,0 0,1 0,1 0,1 0,7 18,2-2,32 56,-33-69,0 0,2-1,0-1,0 0,2-2,21 18,-26-23,-2-1,0 0,1-1,0 0,0-1,0 0,1-1,0 0,17 5,6-2,1-1,0-1,0-2,0-2,1-1,65-6,-99 4,1-1,-1 0,1 1,-1-1,1 0,-1-1,0 1,0-1,1 1,-1-1,0 0,0 0,-1 0,1 0,0-1,-1 1,1-1,-1 0,0 0,0 0,0 0,0 0,-1 0,3-5,-1-2,0 1,-1-1,0 1,-1-1,0 0,0 0,-2-14,9 36,5 24,-10-27,1 3,1 0,1 0,-1 0,2-1,0 1,14 17,-17-25,1 0,-1 1,1-2,0 1,0 0,0-1,1 0,-1 0,1-1,0 0,0 0,-1 0,1 0,0-1,1 0,7 0,251-6,-240 2,-1-1,44-13,25-4,-81 21,-13 3,-24 11,-45 16,-51 12,-1-5,-1-5,-2-6,-1-5,-242 8,-559-29,405-3,258 5,-297-5,517 2,0-3,-80-16,108 16,0 0,1-1,0-1,0 0,0-1,1-1,0 0,0-1,1 0,1-1,-14-14,23 22,1 0,-1-1,1 1,0-1,0 0,0 0,1 1,-1-1,1 0,-1 0,1-1,0 1,0 0,0-6,1 7,1 0,-1 0,1 0,-1 0,1 0,0 0,0 1,0-1,0 0,0 1,1-1,-1 1,0-1,1 1,-1-1,1 1,0 0,-1 0,1 0,0 0,0 0,-1 0,1 0,0 1,3-2,40-13,0 1,0 3,1 1,64-4,193 1,-227 11,254 4,0 14,616 111,-606-68,3-15,572 1,-756-47,-136 2</inkml:trace>
+  <inkml:trace contextRef="#ctx0" brushRef="#br0" timeOffset="1104.21">3638 1219,'-4'0,"-69"1,1-4,-106-16,61-2,-221-54,186 27,-197-90,289 109,0-3,3-3,1-1,1-4,-94-89,59 31,4-5,-96-149,83 122,98 130,1-1,0 0,-1 1,1-1,0 0,-1 1,1-1,0 0,0 0,-1 1,1-1,0 0,0 0,0 1,0-1,0 0,0 0,0 1,0-1,1 0,-1 0,0 1,0-1,1 0,-1 1,0-1,1 0,-1 1,0-1,1 0,-1 1,1-1,-1 1,1-1,0 1,-1-1,1 1,-1-1,1 1,0 0,-1-1,1 1,0 0,0 0,-1-1,1 1,0 0,0 0,-1 0,1 0,1 0,47-4,-15 6,0 1,0 1,51 15,103 39,-147-44,403 143,815 413,-1109-496,79 47,-203-104</inkml:trace>
+</inkml:ink>
+</file>
+
+<file path=word/ink/ink2.xml><?xml version="1.0" encoding="utf-8"?>
+<inkml:ink xmlns:inkml="http://www.w3.org/2003/InkML">
+  <inkml:definitions>
+    <inkml:context xml:id="ctx0">
+      <inkml:inkSource xml:id="inkSrc0">
+        <inkml:traceFormat>
+          <inkml:channel name="X" type="integer" min="-2.14748E9" max="2.14748E9" units="cm"/>
+          <inkml:channel name="Y" type="integer" min="-2.14748E9" max="2.14748E9" units="cm"/>
+        </inkml:traceFormat>
+        <inkml:channelProperties>
+          <inkml:channelProperty channel="X" name="resolution" value="1000" units="1/cm"/>
+          <inkml:channelProperty channel="Y" name="resolution" value="1000" units="1/cm"/>
+        </inkml:channelProperties>
+      </inkml:inkSource>
+      <inkml:timestamp xml:id="ts0" timeString="2026-09-10T02:54:05.482"/>
+    </inkml:context>
+    <inkml:brush xml:id="br0">
+      <inkml:brushProperty name="width" value="0.05" units="cm"/>
+      <inkml:brushProperty name="height" value="0.05" units="cm"/>
+      <inkml:brushProperty name="ignorePressure" value="1"/>
+    </inkml:brush>
+  </inkml:definitions>
+  <inkml:trace contextRef="#ctx0" brushRef="#br0">0 0,'0'0</inkml:trace>
+  <inkml:trace contextRef="#ctx0" brushRef="#br0" timeOffset="821.92">0 0,'0'0</inkml:trace>
+</inkml:ink>
+</file>
+
 <file path=word/theme/theme1.xml><?xml version="1.0" encoding="utf-8"?>
 <a:theme xmlns:a="http://schemas.openxmlformats.org/drawingml/2006/main" name="Tema de Office">
   <a:themeElements>
